--- a/theme/static/images/layanan/Surat-Pernyataan-Nol-Rupiah.docx
+++ b/theme/static/images/layanan/Surat-Pernyataan-Nol-Rupiah.docx
@@ -950,7 +950,7 @@
         <w:rPr>
           <w:rFonts w:ascii="Arial" w:hAnsi="Arial" w:cs="Arial"/>
         </w:rPr>
-        <w:t xml:space="preserve">Dalam hal  saya  tidak  menyerahkan  hasil hasil  ............. </w:t>
+        <w:t xml:space="preserve">Dalam hal  saya  tidak  menyerahkan  hasil  ............. </w:t>
       </w:r>
       <w:r>
         <w:rPr>
@@ -2838,7 +2838,7 @@
                 <w:rFonts w:ascii="Arial" w:hAnsi="Arial" w:cs="Arial"/>
                 <w:sz w:val="20"/>
               </w:rPr>
-              <w:t>12))</w:t>
+              <w:t>12)</w:t>
             </w:r>
           </w:p>
         </w:tc>
@@ -3013,7 +3013,7 @@
                 <w:rFonts w:ascii="Arial" w:hAnsi="Arial" w:cs="Arial"/>
                 <w:sz w:val="20"/>
               </w:rPr>
-              <w:t>Diisi dengan kota ditandantanganinya Surat Pernyataan</w:t>
+              <w:t>Diisi dengan kota ditandatanganinya Surat Pernyataan</w:t>
             </w:r>
           </w:p>
         </w:tc>
